--- a/output/北塩原村_策定委員会資料_修正指示.docx
+++ b/output/北塩原村_策定委員会資料_修正指示.docx
@@ -1101,7 +1101,7 @@
                 <w:b w:val="0"/>
                 <w:sz w:val="17"/>
               </w:rPr>
-              <w:t>４　調査結果からみた課題と計画での対応</w:t>
+              <w:t>２　障がいのある人の状況（表の脚注）</w:t>
             </w:r>
           </w:p>
         </w:tc>
@@ -1119,7 +1119,7 @@
                 <w:b w:val="0"/>
                 <w:sz w:val="17"/>
               </w:rPr>
-              <w:t>分析報告書では、調査結果から８つの課題を整理しています</w:t>
+              <w:t>※（　）は総人口に対する割合。資料：北塩原村（総人口は住民基本台帳）</w:t>
             </w:r>
           </w:p>
         </w:tc>
@@ -1137,7 +1137,7 @@
                 <w:b w:val="0"/>
                 <w:sz w:val="17"/>
               </w:rPr>
-              <w:t>計画（案）第２章７の表（調査結果からみた課題と本計画での対応）は７区分です。区分の数が違います。分析報告書が８課題であれば、計画（案）の表を８区分に改めます。どちらに揃えるかを決める必要があります。</w:t>
+              <w:t>障がい別の集計を載せる場合は、知的障がい（回答２件）及び精神障がい（同６件）が参考値であることを脚注に加える必要があります。アンケート集計表の改訂版で新設された「集計_障がい別」シートは知的障がい（n=2）の列に割合を入れており、1件が100.0％として表示されます。当方の計画（案）第２章７の表２-７には「知的障がい及び精神障がいは回答者数が少ないため参考値です」と注記しています（Ｓ-37）。</w:t>
             </w:r>
           </w:p>
         </w:tc>
@@ -1155,7 +1155,7 @@
                 <w:b w:val="0"/>
                 <w:sz w:val="17"/>
               </w:rPr>
-              <w:t>Ｓ-26</w:t>
+              <w:t>Ｓ-37</w:t>
             </w:r>
           </w:p>
         </w:tc>

--- a/output/北塩原村_策定委員会資料_修正指示.docx
+++ b/output/北塩原村_策定委員会資料_修正指示.docx
@@ -115,7 +115,7 @@
                 <w:b w:val="0"/>
                 <w:sz w:val="19"/>
               </w:rPr>
-              <w:t>策定委員会（第２回）は令和８年11月18日の予定とうかがっています。資料の確定には庁内のご確認を要しますので、確定の４件は早めに差し替えていただけますと幸いです。村の回答を待つもの（保留・４件）のうち、手帳所持者数の出所と令和11年度の人口の見通しは資料の数値に直に関わりますので、村へのご照会の第１便（期限 令和８年10月24日）に含めております。</w:t>
+              <w:t>策定委員会（第２回）は令和８年11月の開催と承知しておりますが、開催日はまだうかがっておりません。日が定まりましたらご教示ください（Ｍ-125）。資料の確定には庁内のご確認を要しますので、確定の４件は早めに差し替えていただけますと幸いです。村の回答を待つもの（保留・４件）のうち、手帳所持者数の出所と令和11年度の人口の見通しは資料の数値に直に関わりますので、村へのご照会の第１便（期限 令和８年10月24日）に含めております。</w:t>
             </w:r>
           </w:p>
         </w:tc>
